--- a/tillsyn/A 1187-2023 tillsynsbegäran.docx
+++ b/tillsyn/A 1187-2023 tillsynsbegäran.docx
@@ -403,7 +403,7 @@
     <w:r>
       <w:tab/>
       <w:tab/>
-      <w:t>2026-06-18</w:t>
+      <w:t>2026-06-19</w:t>
       <w:br/>
       <w:br/>
     </w:r>

--- a/tillsyn/A 1187-2023 tillsynsbegäran.docx
+++ b/tillsyn/A 1187-2023 tillsynsbegäran.docx
@@ -403,7 +403,7 @@
     <w:r>
       <w:tab/>
       <w:tab/>
-      <w:t>2026-06-19</w:t>
+      <w:t>2026-06-20</w:t>
       <w:br/>
       <w:br/>
     </w:r>

--- a/tillsyn/A 1187-2023 tillsynsbegäran.docx
+++ b/tillsyn/A 1187-2023 tillsynsbegäran.docx
@@ -12,10 +12,7 @@
     </w:p>
     <w:p>
       <w:r>
-        <w:t>Detta dokument behandlar höga naturvärden i avverkningsanmälan A 1187-2023 i Strömsunds kommun som inkom 2023-01-04 och omfattar 11,5 ha.</w:t>
-      </w:r>
-      <w:r>
-        <w:t xml:space="preserve"> I Figur 1 visas fyndplatser för naturvårdsarter i området, som finns registrerade på Artportalen.</w:t>
+        <w:t>Denna tillsynsbegäran behandlar höga naturvärden i avverkningsanmälan A 1187-2023 i Strömsunds kommun som inkom 2023-01-04 och omfattar 11,5 ha.</w:t>
       </w:r>
     </w:p>
     <w:p>
@@ -63,7 +60,20 @@
         <w:spacing w:after="240"/>
       </w:pPr>
       <w:r>
-        <w:t>Figur 1. Fyndplatser för naturvårdsarter inom 10 meter från avverkningsanmälan (röd linje). Inom parentes anges rödlistekategorier, S för signalarter, Tför typiska arter och fridlysningsparagrafer i artskyddsförordningen.Markörer utan svart kant är placerade på fyndplatsen. Markörer med svart kant är placerade vid sidan av fyndplatsen och har ett svart streck som visar fyndplatsens exakta position. Kartans mittpunktskoordinat är N 7058577, E 509881 i SWEREF 99 TM.</w:t>
+        <w:t>Figur 1. Fyndplatser för naturvårdsarter inom 10 meter från avverkningsanmälan. Markörer utan svart kant är placerade på fyndplatsen. Markörer med svart kant är placerade vid sidan av fyndplatsen har ett svart streck som visar fyndplatsens exakta position. Kartans mittpunktskoordinat är N 7058577, E 509881 i SWEREF 99 TM.</w:t>
+      </w:r>
+    </w:p>
+    <w:p>
+      <w:r>
+        <w:t>Inom 10 meter från avverkningsanmälan finns fynd av 3 naturvårdsarter, varav 2 är rödlistade, 1 är fridlyst och 1 är typisk (T): skarp dropptaggsvamp (NT), vitgrynig nållav (NT) och spillkråka (T, §4). Se Figur 1.</w:t>
+      </w:r>
+    </w:p>
+    <w:p>
+      <w:pPr>
+        <w:pStyle w:val="Heading1"/>
+      </w:pPr>
+      <w:r>
+        <w:t>Tillsynsbegäran</w:t>
       </w:r>
     </w:p>
     <w:p>
@@ -77,53 +87,38 @@
       </w:r>
     </w:p>
     <w:p>
-      <w:r>
-        <w:t>Nedan beskrivs fynd av naturvårdsarter och fridlysta arter som gjorts i det avverkningsanmälda området. I BILAGA 1 finns artfakta om fridlysta arter.</w:t>
-      </w:r>
-    </w:p>
-    <w:p>
       <w:pPr>
         <w:pStyle w:val="Heading1"/>
       </w:pPr>
       <w:r>
-        <w:t>Naturvårdsarter</w:t>
+        <w:t>Naturvårdsarter och fridlysta arter</w:t>
       </w:r>
     </w:p>
     <w:p>
       <w:r>
-        <w:t>Inom 10 meter från avverkningsanmälan har följande 3 naturvårdsarter hittats: skarp dropptaggsvamp (NT), vitgrynig nållav (NT) och spillkråka (T, §4). Av dessa är 2 rödlistade. För rödlistade arter har rödlistekategorin angivits inom parentes. Typiska arter inom Natura 2000 som är kopplade till skogsekosystem har markerats med (T). För fridlysta arter anges även paragrafen i Artskyddsförordningen som arten är fridlyst enligt.</w:t>
+        <w:t>Nedan följer beskrivningar av de naturvårdsarter och fridlysta arter som har sina livsmiljöer och växtplatser i den avverkningsanmälda skogen. Se även ytterligare artfakta i BILAGA 1. De påträffade naturvårdsarterna är ett tydligt kvitto på att det rör sig om en skog med höga naturvärden.</w:t>
       </w:r>
     </w:p>
     <w:p>
       <w:r>
-        <w:t>De påträffade naturvårdsarterna är ett tydligt kvitto på att det rör sig om en skog med höga naturvärden.</w:t>
+        <w:rPr>
+          <w:b/>
+        </w:rPr>
+        <w:t xml:space="preserve">Skarp dropptaggsvamp (NT) </w:t>
       </w:r>
-    </w:p>
-    <w:p>
-      <w:pPr>
-        <w:pStyle w:val="Heading2"/>
-      </w:pPr>
       <w:r>
-        <w:t>Fridlysta arter</w:t>
+        <w:t>bildar mykorrhiza med både gran och tall, främst i barrskogar med trädkontinuitet. Arten uppträder dels i näringsrik kalkbarrskog och dels i sur lavtallskog. Kalkbarrskogarna är ofta grandominerade, olikåldriga och skiktade på frisk mark med ett örtrikt vegetationsskikt. Lavtallskogarna är i regel magra, torra, ljusöppna och ofta brandpräglade. Den totala populationen i landet har minskat och bedöms fortsätta minska till följd av avverkning av äldre barrskogar. Arten har begränsad förmåga att återetablera sig efter slutavverkning eller andra storskaliga skogsbruksåtgärder. Det saknas indikationer på att arten långsiktigt kan etablera eller reproducera sig i skogsbestånd som brukas med metoder som trakthyggesbruk, markberedning, gödsling eller föryngring med förädlat plantmaterial. Minskningstakten för den svenska populationen bedöms vara nära gränsvärdet för Sårbar (VU) (SLU Artdatabanken, 2026).</w:t>
       </w:r>
     </w:p>
     <w:p>
       <w:r>
-        <w:t>Följande fridlysta arter har sina livsmiljöer och växtplatser i den avverkningsanmälda skogen: spillkråka (T, §4).</w:t>
-      </w:r>
-    </w:p>
-    <w:p>
-      <w:r>
-        <w:t xml:space="preserve">Observera att medlemsländerna är skyldiga att agera i enlighet med EU:s fågeldirektiv där det uttryckligen står att direktivet gäller för fåglar samt för deras ägg, bon och </w:t>
-      </w:r>
-      <w:r>
         <w:rPr>
           <w:b/>
         </w:rPr>
-        <w:t xml:space="preserve">livsmiljöer </w:t>
+        <w:t>Vitgrynig nållav (NT)</w:t>
       </w:r>
       <w:r>
-        <w:t>(artikel 1). Vidare att de åtgärder som vidtas inte får leda till en försämring av den nuvarande situationen beträffande bevarandet av de fågelarter som avses i artikel 1 (artikel 13). Fågeldirektivet är styrande för tillsynsansvariga myndigheters ärendehantering, ställningstaganden och beslutsfattande.</w:t>
+        <w:t xml:space="preserve"> växer nästan uteslutande på bark av gamla, senvuxna granar i skuggiga lägen med hög och jämn luftfuktighet. Den vanligaste naturtypen för arten är kontinuitetsskogar på frisk mark men den finns också i sumpgranskogar. På lång sikt utgör avverkningar av olikåldriga granskogar av naturskogskaraktär ett allvarligt hot mot arten och skogsbruksåtgärder på eller i närheten av växtplatserna bör undvikas. Naturskogsartade, fuktiga granskogar med förekomster av arten signalerar höga biologiska värden och bör bevaras (SLU Artdatabanken, 2024; Nitare &amp; Skogsstyrelsen, 2019).</w:t>
       </w:r>
     </w:p>
     <w:p>
@@ -156,38 +151,25 @@
       </w:r>
     </w:p>
     <w:p>
-      <w:r>
-        <w:t>I BILAGA 1 finns mer detaljerad information om ekologi samt krav på livsmiljö hos fridlysta arter.</w:t>
-      </w:r>
-    </w:p>
-    <w:p>
       <w:pPr>
-        <w:pStyle w:val="Heading2"/>
+        <w:pStyle w:val="Heading1"/>
       </w:pPr>
       <w:r>
-        <w:t>Övriga naturvårdsarter</w:t>
+        <w:t>EU:s fågeldirektiv</w:t>
       </w:r>
     </w:p>
     <w:p>
       <w:r>
-        <w:rPr>
-          <w:b/>
-        </w:rPr>
-        <w:t xml:space="preserve">Skarp dropptaggsvamp (NT) </w:t>
+        <w:t xml:space="preserve">Europeiska unionens medlemsländer är skyldiga att agera i enlighet med EU:s fågeldirektiv där det uttryckligen står att direktivet gäller för fåglar samt för deras ägg, bon och </w:t>
       </w:r>
-      <w:r>
-        <w:t>bildar mykorrhiza med både gran och tall, främst i barrskogar med trädkontinuitet. Arten uppträder dels i näringsrik kalkbarrskog och dels i sur lavtallskog. Kalkbarrskogarna är ofta grandominerade, olikåldriga och skiktade på frisk mark med ett örtrikt vegetationsskikt. Lavtallskogarna är i regel magra, torra, ljusöppna och ofta brandpräglade. Den totala populationen i landet har minskat och bedöms fortsätta minska till följd av avverkning av äldre barrskogar. Arten har begränsad förmåga att återetablera sig efter slutavverkning eller andra storskaliga skogsbruksåtgärder. Det saknas indikationer på att arten långsiktigt kan etablera eller reproducera sig i skogsbestånd som brukas med metoder som trakthyggesbruk, markberedning, gödsling eller föryngring med förädlat plantmaterial. Minskningstakten för den svenska populationen bedöms vara nära gränsvärdet för Sårbar (VU) (SLU Artdatabanken, 2026).</w:t>
-      </w:r>
-    </w:p>
-    <w:p>
       <w:r>
         <w:rPr>
           <w:b/>
         </w:rPr>
-        <w:t>Vitgrynig nållav (NT)</w:t>
+        <w:t xml:space="preserve">livsmiljöer </w:t>
       </w:r>
       <w:r>
-        <w:t xml:space="preserve"> växer nästan uteslutande på bark av gamla, senvuxna granar i skuggiga lägen med hög och jämn luftfuktighet. Den vanligaste naturtypen för arten är kontinuitetsskogar på frisk mark men den finns också i sumpgranskogar. På lång sikt utgör avverkningar av olikåldriga granskogar av naturskogskaraktär ett allvarligt hot mot arten och skogsbruksåtgärder på eller i närheten av växtplatserna bör undvikas. Naturskogsartade, fuktiga granskogar med förekomster av arten signalerar höga biologiska värden och bör bevaras (SLU Artdatabanken, 2024; Nitare &amp; Skogsstyrelsen, 2019).</w:t>
+        <w:t>(artikel 1). Vidare att de åtgärder som vidtas inte får leda till en försämring av den nuvarande situationen beträffande bevarandet av de fågelarter som avses i artikel 1 (artikel 13). Fågeldirektivet är styrande för tillsynsansvariga myndigheters ärendehantering, ställningstaganden och beslutsfattande.</w:t>
       </w:r>
     </w:p>
     <w:p>
@@ -403,7 +385,7 @@
     <w:r>
       <w:tab/>
       <w:tab/>
-      <w:t>2026-06-20</w:t>
+      <w:t>2026-06-21</w:t>
       <w:br/>
       <w:br/>
     </w:r>

--- a/tillsyn/A 1187-2023 tillsynsbegäran.docx
+++ b/tillsyn/A 1187-2023 tillsynsbegäran.docx
@@ -385,7 +385,7 @@
     <w:r>
       <w:tab/>
       <w:tab/>
-      <w:t>2026-06-21</w:t>
+      <w:t>2026-06-22</w:t>
       <w:br/>
       <w:br/>
     </w:r>

--- a/tillsyn/A 1187-2023 tillsynsbegäran.docx
+++ b/tillsyn/A 1187-2023 tillsynsbegäran.docx
@@ -385,7 +385,7 @@
     <w:r>
       <w:tab/>
       <w:tab/>
-      <w:t>2026-06-22</w:t>
+      <w:t>2026-06-23</w:t>
       <w:br/>
       <w:br/>
     </w:r>

--- a/tillsyn/A 1187-2023 tillsynsbegäran.docx
+++ b/tillsyn/A 1187-2023 tillsynsbegäran.docx
@@ -385,7 +385,7 @@
     <w:r>
       <w:tab/>
       <w:tab/>
-      <w:t>2026-06-23</w:t>
+      <w:t>2026-06-24</w:t>
       <w:br/>
       <w:br/>
     </w:r>

--- a/tillsyn/A 1187-2023 tillsynsbegäran.docx
+++ b/tillsyn/A 1187-2023 tillsynsbegäran.docx
@@ -385,7 +385,7 @@
     <w:r>
       <w:tab/>
       <w:tab/>
-      <w:t>2026-06-24</w:t>
+      <w:t>2026-06-25</w:t>
       <w:br/>
       <w:br/>
     </w:r>

--- a/tillsyn/A 1187-2023 tillsynsbegäran.docx
+++ b/tillsyn/A 1187-2023 tillsynsbegäran.docx
@@ -385,7 +385,7 @@
     <w:r>
       <w:tab/>
       <w:tab/>
-      <w:t>2026-06-25</w:t>
+      <w:t>2026-06-26</w:t>
       <w:br/>
       <w:br/>
     </w:r>

--- a/tillsyn/A 1187-2023 tillsynsbegäran.docx
+++ b/tillsyn/A 1187-2023 tillsynsbegäran.docx
@@ -385,7 +385,7 @@
     <w:r>
       <w:tab/>
       <w:tab/>
-      <w:t>2026-06-26</w:t>
+      <w:t>2026-06-27</w:t>
       <w:br/>
       <w:br/>
     </w:r>

--- a/tillsyn/A 1187-2023 tillsynsbegäran.docx
+++ b/tillsyn/A 1187-2023 tillsynsbegäran.docx
@@ -385,7 +385,7 @@
     <w:r>
       <w:tab/>
       <w:tab/>
-      <w:t>2026-06-27</w:t>
+      <w:t>2026-06-28</w:t>
       <w:br/>
       <w:br/>
     </w:r>

--- a/tillsyn/A 1187-2023 tillsynsbegäran.docx
+++ b/tillsyn/A 1187-2023 tillsynsbegäran.docx
@@ -385,7 +385,7 @@
     <w:r>
       <w:tab/>
       <w:tab/>
-      <w:t>2026-06-28</w:t>
+      <w:t>2026-06-29</w:t>
       <w:br/>
       <w:br/>
     </w:r>

--- a/tillsyn/A 1187-2023 tillsynsbegäran.docx
+++ b/tillsyn/A 1187-2023 tillsynsbegäran.docx
@@ -385,7 +385,7 @@
     <w:r>
       <w:tab/>
       <w:tab/>
-      <w:t>2026-06-29</w:t>
+      <w:t>2026-06-30</w:t>
       <w:br/>
       <w:br/>
     </w:r>

--- a/tillsyn/A 1187-2023 tillsynsbegäran.docx
+++ b/tillsyn/A 1187-2023 tillsynsbegäran.docx
@@ -385,7 +385,7 @@
     <w:r>
       <w:tab/>
       <w:tab/>
-      <w:t>2026-06-30</w:t>
+      <w:t>2026-07-01</w:t>
       <w:br/>
       <w:br/>
     </w:r>

--- a/tillsyn/A 1187-2023 tillsynsbegäran.docx
+++ b/tillsyn/A 1187-2023 tillsynsbegäran.docx
@@ -385,7 +385,7 @@
     <w:r>
       <w:tab/>
       <w:tab/>
-      <w:t>2026-07-01</w:t>
+      <w:t>2026-07-02</w:t>
       <w:br/>
       <w:br/>
     </w:r>

--- a/tillsyn/A 1187-2023 tillsynsbegäran.docx
+++ b/tillsyn/A 1187-2023 tillsynsbegäran.docx
@@ -385,7 +385,7 @@
     <w:r>
       <w:tab/>
       <w:tab/>
-      <w:t>2026-07-13</w:t>
+      <w:t>2026-07-14</w:t>
       <w:br/>
       <w:br/>
     </w:r>

--- a/tillsyn/A 1187-2023 tillsynsbegäran.docx
+++ b/tillsyn/A 1187-2023 tillsynsbegäran.docx
@@ -385,7 +385,7 @@
     <w:r>
       <w:tab/>
       <w:tab/>
-      <w:t>2026-07-14</w:t>
+      <w:t>2026-07-15</w:t>
       <w:br/>
       <w:br/>
     </w:r>

--- a/tillsyn/A 1187-2023 tillsynsbegäran.docx
+++ b/tillsyn/A 1187-2023 tillsynsbegäran.docx
@@ -385,7 +385,7 @@
     <w:r>
       <w:tab/>
       <w:tab/>
-      <w:t>2026-07-15</w:t>
+      <w:t>2026-07-16</w:t>
       <w:br/>
       <w:br/>
     </w:r>

--- a/tillsyn/A 1187-2023 tillsynsbegäran.docx
+++ b/tillsyn/A 1187-2023 tillsynsbegäran.docx
@@ -385,7 +385,7 @@
     <w:r>
       <w:tab/>
       <w:tab/>
-      <w:t>2026-07-16</w:t>
+      <w:t>2026-07-17</w:t>
       <w:br/>
       <w:br/>
     </w:r>

--- a/tillsyn/A 1187-2023 tillsynsbegäran.docx
+++ b/tillsyn/A 1187-2023 tillsynsbegäran.docx
@@ -385,7 +385,7 @@
     <w:r>
       <w:tab/>
       <w:tab/>
-      <w:t>2026-07-17</w:t>
+      <w:t>2026-07-18</w:t>
       <w:br/>
       <w:br/>
     </w:r>

--- a/tillsyn/A 1187-2023 tillsynsbegäran.docx
+++ b/tillsyn/A 1187-2023 tillsynsbegäran.docx
@@ -385,7 +385,7 @@
     <w:r>
       <w:tab/>
       <w:tab/>
-      <w:t>2026-07-18</w:t>
+      <w:t>2026-07-19</w:t>
       <w:br/>
       <w:br/>
     </w:r>

--- a/tillsyn/A 1187-2023 tillsynsbegäran.docx
+++ b/tillsyn/A 1187-2023 tillsynsbegäran.docx
@@ -385,7 +385,7 @@
     <w:r>
       <w:tab/>
       <w:tab/>
-      <w:t>2026-07-19</w:t>
+      <w:t>2026-07-20</w:t>
       <w:br/>
       <w:br/>
     </w:r>

--- a/tillsyn/A 1187-2023 tillsynsbegäran.docx
+++ b/tillsyn/A 1187-2023 tillsynsbegäran.docx
@@ -385,7 +385,7 @@
     <w:r>
       <w:tab/>
       <w:tab/>
-      <w:t>2026-07-20</w:t>
+      <w:t>2026-07-21</w:t>
       <w:br/>
       <w:br/>
     </w:r>

--- a/tillsyn/A 1187-2023 tillsynsbegäran.docx
+++ b/tillsyn/A 1187-2023 tillsynsbegäran.docx
@@ -385,7 +385,7 @@
     <w:r>
       <w:tab/>
       <w:tab/>
-      <w:t>2026-07-21</w:t>
+      <w:t>2026-07-22</w:t>
       <w:br/>
       <w:br/>
     </w:r>

--- a/tillsyn/A 1187-2023 tillsynsbegäran.docx
+++ b/tillsyn/A 1187-2023 tillsynsbegäran.docx
@@ -385,7 +385,7 @@
     <w:r>
       <w:tab/>
       <w:tab/>
-      <w:t>2026-07-22</w:t>
+      <w:t>2026-07-23</w:t>
       <w:br/>
       <w:br/>
     </w:r>

--- a/tillsyn/A 1187-2023 tillsynsbegäran.docx
+++ b/tillsyn/A 1187-2023 tillsynsbegäran.docx
@@ -385,7 +385,7 @@
     <w:r>
       <w:tab/>
       <w:tab/>
-      <w:t>2026-07-23</w:t>
+      <w:t>2026-07-24</w:t>
       <w:br/>
       <w:br/>
     </w:r>

--- a/tillsyn/A 1187-2023 tillsynsbegäran.docx
+++ b/tillsyn/A 1187-2023 tillsynsbegäran.docx
@@ -385,7 +385,7 @@
     <w:r>
       <w:tab/>
       <w:tab/>
-      <w:t>2026-07-24</w:t>
+      <w:t>2026-07-25</w:t>
       <w:br/>
       <w:br/>
     </w:r>

--- a/tillsyn/A 1187-2023 tillsynsbegäran.docx
+++ b/tillsyn/A 1187-2023 tillsynsbegäran.docx
@@ -385,7 +385,7 @@
     <w:r>
       <w:tab/>
       <w:tab/>
-      <w:t>2026-07-25</w:t>
+      <w:t>2026-07-26</w:t>
       <w:br/>
       <w:br/>
     </w:r>

--- a/tillsyn/A 1187-2023 tillsynsbegäran.docx
+++ b/tillsyn/A 1187-2023 tillsynsbegäran.docx
@@ -385,7 +385,7 @@
     <w:r>
       <w:tab/>
       <w:tab/>
-      <w:t>2026-07-26</w:t>
+      <w:t>2026-07-27</w:t>
       <w:br/>
       <w:br/>
     </w:r>

--- a/tillsyn/A 1187-2023 tillsynsbegäran.docx
+++ b/tillsyn/A 1187-2023 tillsynsbegäran.docx
@@ -385,7 +385,7 @@
     <w:r>
       <w:tab/>
       <w:tab/>
-      <w:t>2026-07-27</w:t>
+      <w:t>2026-07-28</w:t>
       <w:br/>
       <w:br/>
     </w:r>

--- a/tillsyn/A 1187-2023 tillsynsbegäran.docx
+++ b/tillsyn/A 1187-2023 tillsynsbegäran.docx
@@ -385,7 +385,7 @@
     <w:r>
       <w:tab/>
       <w:tab/>
-      <w:t>2026-07-28</w:t>
+      <w:t>2026-07-29</w:t>
       <w:br/>
       <w:br/>
     </w:r>

--- a/tillsyn/A 1187-2023 tillsynsbegäran.docx
+++ b/tillsyn/A 1187-2023 tillsynsbegäran.docx
@@ -385,7 +385,7 @@
     <w:r>
       <w:tab/>
       <w:tab/>
-      <w:t>2026-07-29</w:t>
+      <w:t>2026-07-30</w:t>
       <w:br/>
       <w:br/>
     </w:r>

--- a/tillsyn/A 1187-2023 tillsynsbegäran.docx
+++ b/tillsyn/A 1187-2023 tillsynsbegäran.docx
@@ -385,7 +385,7 @@
     <w:r>
       <w:tab/>
       <w:tab/>
-      <w:t>2026-07-30</w:t>
+      <w:t>2026-07-31</w:t>
       <w:br/>
       <w:br/>
     </w:r>

--- a/tillsyn/A 1187-2023 tillsynsbegäran.docx
+++ b/tillsyn/A 1187-2023 tillsynsbegäran.docx
@@ -385,7 +385,7 @@
     <w:r>
       <w:tab/>
       <w:tab/>
-      <w:t>2026-07-31</w:t>
+      <w:t>2026-08-01</w:t>
       <w:br/>
       <w:br/>
     </w:r>

--- a/tillsyn/A 1187-2023 tillsynsbegäran.docx
+++ b/tillsyn/A 1187-2023 tillsynsbegäran.docx
@@ -385,7 +385,7 @@
     <w:r>
       <w:tab/>
       <w:tab/>
-      <w:t>2026-08-01</w:t>
+      <w:t>2026-08-02</w:t>
       <w:br/>
       <w:br/>
     </w:r>

--- a/tillsyn/A 1187-2023 tillsynsbegäran.docx
+++ b/tillsyn/A 1187-2023 tillsynsbegäran.docx
@@ -385,7 +385,7 @@
     <w:r>
       <w:tab/>
       <w:tab/>
-      <w:t>2026-08-02</w:t>
+      <w:t>2026-08-03</w:t>
       <w:br/>
       <w:br/>
     </w:r>

--- a/tillsyn/A 1187-2023 tillsynsbegäran.docx
+++ b/tillsyn/A 1187-2023 tillsynsbegäran.docx
@@ -385,7 +385,7 @@
     <w:r>
       <w:tab/>
       <w:tab/>
-      <w:t>2026-08-03</w:t>
+      <w:t>2026-08-05</w:t>
       <w:br/>
       <w:br/>
     </w:r>

--- a/tillsyn/A 1187-2023 tillsynsbegäran.docx
+++ b/tillsyn/A 1187-2023 tillsynsbegäran.docx
@@ -385,7 +385,7 @@
     <w:r>
       <w:tab/>
       <w:tab/>
-      <w:t>2026-08-05</w:t>
+      <w:t>2026-08-07</w:t>
       <w:br/>
       <w:br/>
     </w:r>

--- a/tillsyn/A 1187-2023 tillsynsbegäran.docx
+++ b/tillsyn/A 1187-2023 tillsynsbegäran.docx
@@ -385,7 +385,7 @@
     <w:r>
       <w:tab/>
       <w:tab/>
-      <w:t>2026-08-07</w:t>
+      <w:t>2026-08-08</w:t>
       <w:br/>
       <w:br/>
     </w:r>

--- a/tillsyn/A 1187-2023 tillsynsbegäran.docx
+++ b/tillsyn/A 1187-2023 tillsynsbegäran.docx
@@ -60,7 +60,7 @@
         <w:spacing w:after="240"/>
       </w:pPr>
       <w:r>
-        <w:t>Figur 1. Fyndplatser för naturvårdsarter inom 10 meter från avverkningsanmälan. Markörer utan svart kant är placerade på fyndplatsen. Markörer med svart kant är placerade vid sidan av fyndplatsen har ett svart streck som visar fyndplatsens exakta position. Kartans mittpunktskoordinat är N 7058577, E 509881 i SWEREF 99 TM.</w:t>
+        <w:t>Figur 1. Fyndplatser för naturvårdsarter inom 10 meter från avverkningsanmälan. Markörer utan svart kant är placerade på fyndplatsen. Markörer med svart kant är placerade vid sidan av fyndplatsen och har ett svart streck som visar fyndplatsens exakta position. Kartans mittpunktskoordinat är N 7058577, E 509881 i SWEREF 99 TM.</w:t>
       </w:r>
     </w:p>
     <w:p>
@@ -385,7 +385,7 @@
     <w:r>
       <w:tab/>
       <w:tab/>
-      <w:t>2026-08-14</w:t>
+      <w:t>2026-08-15</w:t>
       <w:br/>
       <w:br/>
     </w:r>

--- a/tillsyn/A 1187-2023 tillsynsbegäran.docx
+++ b/tillsyn/A 1187-2023 tillsynsbegäran.docx
@@ -385,7 +385,7 @@
     <w:r>
       <w:tab/>
       <w:tab/>
-      <w:t>2026-08-15</w:t>
+      <w:t>2026-08-16</w:t>
       <w:br/>
       <w:br/>
     </w:r>

--- a/tillsyn/A 1187-2023 tillsynsbegäran.docx
+++ b/tillsyn/A 1187-2023 tillsynsbegäran.docx
@@ -385,7 +385,7 @@
     <w:r>
       <w:tab/>
       <w:tab/>
-      <w:t>2026-08-16</w:t>
+      <w:t>2026-08-17</w:t>
       <w:br/>
       <w:br/>
     </w:r>

--- a/tillsyn/A 1187-2023 tillsynsbegäran.docx
+++ b/tillsyn/A 1187-2023 tillsynsbegäran.docx
@@ -385,7 +385,7 @@
     <w:r>
       <w:tab/>
       <w:tab/>
-      <w:t>2026-08-17</w:t>
+      <w:t>2026-08-18</w:t>
       <w:br/>
       <w:br/>
     </w:r>

--- a/tillsyn/A 1187-2023 tillsynsbegäran.docx
+++ b/tillsyn/A 1187-2023 tillsynsbegäran.docx
@@ -385,7 +385,7 @@
     <w:r>
       <w:tab/>
       <w:tab/>
-      <w:t>2026-08-18</w:t>
+      <w:t>2026-08-19</w:t>
       <w:br/>
       <w:br/>
     </w:r>

--- a/tillsyn/A 1187-2023 tillsynsbegäran.docx
+++ b/tillsyn/A 1187-2023 tillsynsbegäran.docx
@@ -385,7 +385,7 @@
     <w:r>
       <w:tab/>
       <w:tab/>
-      <w:t>2026-08-19</w:t>
+      <w:t>2026-08-20</w:t>
       <w:br/>
       <w:br/>
     </w:r>

--- a/tillsyn/A 1187-2023 tillsynsbegäran.docx
+++ b/tillsyn/A 1187-2023 tillsynsbegäran.docx
@@ -385,7 +385,7 @@
     <w:r>
       <w:tab/>
       <w:tab/>
-      <w:t>2026-08-20</w:t>
+      <w:t>2026-08-21</w:t>
       <w:br/>
       <w:br/>
     </w:r>

--- a/tillsyn/A 1187-2023 tillsynsbegäran.docx
+++ b/tillsyn/A 1187-2023 tillsynsbegäran.docx
@@ -385,7 +385,7 @@
     <w:r>
       <w:tab/>
       <w:tab/>
-      <w:t>2026-08-21</w:t>
+      <w:t>2026-08-22</w:t>
       <w:br/>
       <w:br/>
     </w:r>

--- a/tillsyn/A 1187-2023 tillsynsbegäran.docx
+++ b/tillsyn/A 1187-2023 tillsynsbegäran.docx
@@ -385,7 +385,7 @@
     <w:r>
       <w:tab/>
       <w:tab/>
-      <w:t>2026-08-22</w:t>
+      <w:t>2026-08-23</w:t>
       <w:br/>
       <w:br/>
     </w:r>

--- a/tillsyn/A 1187-2023 tillsynsbegäran.docx
+++ b/tillsyn/A 1187-2023 tillsynsbegäran.docx
@@ -385,7 +385,7 @@
     <w:r>
       <w:tab/>
       <w:tab/>
-      <w:t>2026-08-23</w:t>
+      <w:t>2026-08-24</w:t>
       <w:br/>
       <w:br/>
     </w:r>

--- a/tillsyn/A 1187-2023 tillsynsbegäran.docx
+++ b/tillsyn/A 1187-2023 tillsynsbegäran.docx
@@ -385,7 +385,7 @@
     <w:r>
       <w:tab/>
       <w:tab/>
-      <w:t>2026-08-24</w:t>
+      <w:t>2026-08-25</w:t>
       <w:br/>
       <w:br/>
     </w:r>

--- a/tillsyn/A 1187-2023 tillsynsbegäran.docx
+++ b/tillsyn/A 1187-2023 tillsynsbegäran.docx
@@ -385,7 +385,7 @@
     <w:r>
       <w:tab/>
       <w:tab/>
-      <w:t>2026-08-25</w:t>
+      <w:t>2026-08-26</w:t>
       <w:br/>
       <w:br/>
     </w:r>

--- a/tillsyn/A 1187-2023 tillsynsbegäran.docx
+++ b/tillsyn/A 1187-2023 tillsynsbegäran.docx
@@ -385,7 +385,7 @@
     <w:r>
       <w:tab/>
       <w:tab/>
-      <w:t>2026-08-26</w:t>
+      <w:t>2026-08-27</w:t>
       <w:br/>
       <w:br/>
     </w:r>

--- a/tillsyn/A 1187-2023 tillsynsbegäran.docx
+++ b/tillsyn/A 1187-2023 tillsynsbegäran.docx
@@ -385,7 +385,7 @@
     <w:r>
       <w:tab/>
       <w:tab/>
-      <w:t>2026-08-27</w:t>
+      <w:t>2026-08-28</w:t>
       <w:br/>
       <w:br/>
     </w:r>

--- a/tillsyn/A 1187-2023 tillsynsbegäran.docx
+++ b/tillsyn/A 1187-2023 tillsynsbegäran.docx
@@ -385,7 +385,7 @@
     <w:r>
       <w:tab/>
       <w:tab/>
-      <w:t>2026-08-28</w:t>
+      <w:t>2026-08-29</w:t>
       <w:br/>
       <w:br/>
     </w:r>

--- a/tillsyn/A 1187-2023 tillsynsbegäran.docx
+++ b/tillsyn/A 1187-2023 tillsynsbegäran.docx
@@ -385,7 +385,7 @@
     <w:r>
       <w:tab/>
       <w:tab/>
-      <w:t>2026-08-29</w:t>
+      <w:t>2026-08-31</w:t>
       <w:br/>
       <w:br/>
     </w:r>

--- a/tillsyn/A 1187-2023 tillsynsbegäran.docx
+++ b/tillsyn/A 1187-2023 tillsynsbegäran.docx
@@ -385,7 +385,7 @@
     <w:r>
       <w:tab/>
       <w:tab/>
-      <w:t>2026-08-31</w:t>
+      <w:t>2026-09-01</w:t>
       <w:br/>
       <w:br/>
     </w:r>

--- a/tillsyn/A 1187-2023 tillsynsbegäran.docx
+++ b/tillsyn/A 1187-2023 tillsynsbegäran.docx
@@ -385,7 +385,7 @@
     <w:r>
       <w:tab/>
       <w:tab/>
-      <w:t>2026-09-01</w:t>
+      <w:t>2026-09-02</w:t>
       <w:br/>
       <w:br/>
     </w:r>

--- a/tillsyn/A 1187-2023 tillsynsbegäran.docx
+++ b/tillsyn/A 1187-2023 tillsynsbegäran.docx
@@ -385,7 +385,7 @@
     <w:r>
       <w:tab/>
       <w:tab/>
-      <w:t>2026-09-02</w:t>
+      <w:t>2026-09-03</w:t>
       <w:br/>
       <w:br/>
     </w:r>

--- a/tillsyn/A 1187-2023 tillsynsbegäran.docx
+++ b/tillsyn/A 1187-2023 tillsynsbegäran.docx
@@ -385,7 +385,7 @@
     <w:r>
       <w:tab/>
       <w:tab/>
-      <w:t>2026-09-03</w:t>
+      <w:t>2026-09-04</w:t>
       <w:br/>
       <w:br/>
     </w:r>

--- a/tillsyn/A 1187-2023 tillsynsbegäran.docx
+++ b/tillsyn/A 1187-2023 tillsynsbegäran.docx
@@ -385,7 +385,7 @@
     <w:r>
       <w:tab/>
       <w:tab/>
-      <w:t>2026-09-04</w:t>
+      <w:t>2026-09-05</w:t>
       <w:br/>
       <w:br/>
     </w:r>

--- a/tillsyn/A 1187-2023 tillsynsbegäran.docx
+++ b/tillsyn/A 1187-2023 tillsynsbegäran.docx
@@ -385,7 +385,7 @@
     <w:r>
       <w:tab/>
       <w:tab/>
-      <w:t>2026-09-05</w:t>
+      <w:t>2026-09-06</w:t>
       <w:br/>
       <w:br/>
     </w:r>

--- a/tillsyn/A 1187-2023 tillsynsbegäran.docx
+++ b/tillsyn/A 1187-2023 tillsynsbegäran.docx
@@ -385,7 +385,7 @@
     <w:r>
       <w:tab/>
       <w:tab/>
-      <w:t>2026-09-06</w:t>
+      <w:t>2026-09-07</w:t>
       <w:br/>
       <w:br/>
     </w:r>

--- a/tillsyn/A 1187-2023 tillsynsbegäran.docx
+++ b/tillsyn/A 1187-2023 tillsynsbegäran.docx
@@ -385,7 +385,7 @@
     <w:r>
       <w:tab/>
       <w:tab/>
-      <w:t>2026-09-07</w:t>
+      <w:t>2026-09-08</w:t>
       <w:br/>
       <w:br/>
     </w:r>

--- a/tillsyn/A 1187-2023 tillsynsbegäran.docx
+++ b/tillsyn/A 1187-2023 tillsynsbegäran.docx
@@ -385,7 +385,7 @@
     <w:r>
       <w:tab/>
       <w:tab/>
-      <w:t>2026-09-08</w:t>
+      <w:t>2026-09-09</w:t>
       <w:br/>
       <w:br/>
     </w:r>

--- a/tillsyn/A 1187-2023 tillsynsbegäran.docx
+++ b/tillsyn/A 1187-2023 tillsynsbegäran.docx
@@ -385,7 +385,7 @@
     <w:r>
       <w:tab/>
       <w:tab/>
-      <w:t>2026-09-09</w:t>
+      <w:t>2026-09-10</w:t>
       <w:br/>
       <w:br/>
     </w:r>

--- a/tillsyn/A 1187-2023 tillsynsbegäran.docx
+++ b/tillsyn/A 1187-2023 tillsynsbegäran.docx
@@ -385,7 +385,7 @@
     <w:r>
       <w:tab/>
       <w:tab/>
-      <w:t>2026-09-10</w:t>
+      <w:t>2026-09-11</w:t>
       <w:br/>
       <w:br/>
     </w:r>

--- a/tillsyn/A 1187-2023 tillsynsbegäran.docx
+++ b/tillsyn/A 1187-2023 tillsynsbegäran.docx
@@ -385,7 +385,7 @@
     <w:r>
       <w:tab/>
       <w:tab/>
-      <w:t>2026-09-11</w:t>
+      <w:t>2026-09-12</w:t>
       <w:br/>
       <w:br/>
     </w:r>
